--- a/PA2/source/Group10-PA2-UserAnalysis.docx
+++ b/PA2/source/Group10-PA2-UserAnalysis.docx
@@ -297,7 +297,7 @@
         <w:rPr>
           <w:rFonts w:cs="Arial"/>
         </w:rPr>
-        <w:t>6. Weighted prioritization  —  10</w:t>
+        <w:t>6. Weighted prioritization  —  11</w:t>
       </w:r>
     </w:p>
     <w:p>
@@ -311,7 +311,7 @@
         <w:rPr>
           <w:rFonts w:cs="Arial"/>
         </w:rPr>
-        <w:t>6.1 FIFA candidates  —  11</w:t>
+        <w:t>6.1 FIFA candidates  —  12</w:t>
       </w:r>
     </w:p>
     <w:p>
@@ -325,7 +325,7 @@
         <w:rPr>
           <w:rFonts w:cs="Arial"/>
         </w:rPr>
-        <w:t>6.2 Chess candidates  —  12</w:t>
+        <w:t>6.2 Chess candidates  —  13</w:t>
       </w:r>
     </w:p>
     <w:p>
@@ -338,7 +338,7 @@
         <w:rPr>
           <w:rFonts w:cs="Arial"/>
         </w:rPr>
-        <w:t>7. Tough problems  —  13</w:t>
+        <w:t>7. Tough problems  —  14</w:t>
       </w:r>
     </w:p>
     <w:p>
@@ -352,7 +352,7 @@
         <w:rPr>
           <w:rFonts w:cs="Arial"/>
         </w:rPr>
-        <w:t>7.1 TP-FIFA  —  13</w:t>
+        <w:t>7.1 TP-FIFA  —  14</w:t>
       </w:r>
     </w:p>
     <w:p>
@@ -366,7 +366,7 @@
         <w:rPr>
           <w:rFonts w:cs="Arial"/>
         </w:rPr>
-        <w:t>7.2 TP-CHESS  —  13</w:t>
+        <w:t>7.2 TP-CHESS  —  14</w:t>
       </w:r>
     </w:p>
     <w:p>
@@ -379,7 +379,7 @@
         <w:rPr>
           <w:rFonts w:cs="Arial"/>
         </w:rPr>
-        <w:t>8. Design rationale and validation target  —  14</w:t>
+        <w:t>8. Design rationale and validation target  —  15</w:t>
       </w:r>
     </w:p>
     <w:p>
@@ -392,7 +392,7 @@
         <w:rPr>
           <w:rFonts w:cs="Arial"/>
         </w:rPr>
-        <w:t>8.1 Complete Affinity Diagram  —  15</w:t>
+        <w:t>8.1 Complete Affinity Diagram  —  16</w:t>
       </w:r>
     </w:p>
     <w:p>
@@ -405,7 +405,7 @@
         <w:rPr>
           <w:rFonts w:cs="Arial"/>
         </w:rPr>
-        <w:t>8.2 Voting Visualization  —  19</w:t>
+        <w:t>8.2 Voting Visualization  —  20</w:t>
       </w:r>
     </w:p>
     <w:p>
@@ -419,7 +419,7 @@
         <w:rPr>
           <w:rFonts w:cs="Arial"/>
         </w:rPr>
-        <w:t>8.3 Final Rationale  —  20</w:t>
+        <w:t>8.3 Final Rationale  —  21</w:t>
       </w:r>
     </w:p>
     <w:p>
@@ -432,7 +432,7 @@
         <w:rPr>
           <w:rFonts w:cs="Arial"/>
         </w:rPr>
-        <w:t>9. Practical Difficulties and Lessons Learned  —  20</w:t>
+        <w:t>9. Practical Difficulties and Lessons Learned  —  21</w:t>
       </w:r>
     </w:p>
     <w:p>
@@ -445,7 +445,7 @@
         <w:rPr>
           <w:rFonts w:cs="Arial"/>
         </w:rPr>
-        <w:t>Appendix A - All 72 Raw Notes  —  21</w:t>
+        <w:t>Appendix A - All 72 Raw Notes  —  22</w:t>
       </w:r>
     </w:p>
     <w:p>
@@ -7839,6 +7839,17 @@
         </w:tc>
       </w:tr>
     </w:tbl>
+    <w:p>
+      <w:pPr>
+        <w:sectPr>
+          <w:type w:val="nextPage"/>
+          <w:pgSz w:w="16838" w:h="11906" w:orient="landscape"/>
+          <w:pgMar w:top="737" w:right="737" w:bottom="737" w:left="737" w:header="454" w:footer="454" w:gutter="0"/>
+          <w:cols w:space="720"/>
+          <w:docGrid w:linePitch="360"/>
+        </w:sectPr>
+      </w:pPr>
+    </w:p>
     <w:p>
       <w:pPr>
         <w:pStyle w:val="Heading1"/>
